--- a/defense/docs/front_matter/DEFINITIONS_KZ_GOST_2026-08-23.docx
+++ b/defense/docs/front_matter/DEFINITIONS_KZ_GOST_2026-08-23.docx
@@ -120,7 +120,7 @@
           <w:sz w:val="28"/>
           <w:u w:val="none"/>
         </w:rPr>
-        <w:t xml:space="preserve"> – Эксперимент 1-дің (H-1) біріктірілген басқарылатын факторы, мұнда толық конвейер тармағы baseline-нан preprocessing өсі (сегіз кезеңді конвейер vs. созып-масштабтау + ImageNet) және pretraining өсі (офтальмологияға бейімделген SSL vs. ImageNet) бойынша бірге ерекшеленеді.</w:t>
+        <w:t xml:space="preserve"> – Эксперимент 1-дің біріктірілген басқарылатын факторы, мұнда толық конвейер тармағы baseline-нан preprocessing өсі (сегіз кезеңді конвейер vs. созып-масштабтау + ImageNet) және pretraining өсі (офтальмологияға бейімделген SSL vs. ImageNet) бойынша бірге ерекшеленеді.</w:t>
       </w:r>
     </w:p>
     <w:p>
@@ -474,7 +474,7 @@
           <w:sz w:val="28"/>
           <w:u w:val="none"/>
         </w:rPr>
-        <w:t>Интеграцияланған конвейер үстемдігі (H-1)</w:t>
+        <w:t>Интеграцияланған конвейер үстемдігі</w:t>
       </w:r>
       <w:r>
         <w:rPr>
@@ -614,7 +614,7 @@
           <w:sz w:val="28"/>
           <w:u w:val="none"/>
         </w:rPr>
-        <w:t xml:space="preserve"> – алдын ала оқытылған желі салмақтарын fundus-кескін доменіне қайта пайдалану және бейімдеу; H-1 бойынша инициализация көзі тармаққа бағынады (baseline үшін ImageNet, толық конвейер үшін офтальмологияға бейімделген SSL).</w:t>
+        <w:t xml:space="preserve"> – алдын ала оқытылған желі салмақтарын fundus-кескін доменіне қайта пайдалану және бейімдеу; Эксперимент 1 бойынша инициализация көзі тармаққа бағынады (baseline үшін ImageNet, толық конвейер үшін офтальмологияға бейімделген SSL).</w:t>
       </w:r>
     </w:p>
     <w:p>
